--- a/2nd year/ЛЕХА/отчет лб 2.docx
+++ b/2nd year/ЛЕХА/отчет лб 2.docx
@@ -860,14 +860,13 @@
       </w:pPr>
       <w:r>
         <w:rPr>
-          <w:noProof/>
           <w:szCs w:val="28"/>
         </w:rPr>
         <w:drawing>
-          <wp:inline distT="0" distB="0" distL="0" distR="0" wp14:anchorId="0E704869" wp14:editId="0496AA5B">
-            <wp:extent cx="1629002" cy="1286054"/>
-            <wp:effectExtent l="0" t="0" r="9525" b="9525"/>
-            <wp:docPr id="703939269" name="Рисунок 1"/>
+          <wp:inline distT="0" distB="0" distL="0" distR="0" wp14:anchorId="774BB4A0" wp14:editId="0EACA048">
+            <wp:extent cx="5940425" cy="3341370"/>
+            <wp:effectExtent l="0" t="0" r="3175" b="0"/>
+            <wp:docPr id="1000854615" name="Рисунок 1"/>
             <wp:cNvGraphicFramePr>
               <a:graphicFrameLocks xmlns:a="http://schemas.openxmlformats.org/drawingml/2006/main" noChangeAspect="1"/>
             </wp:cNvGraphicFramePr>
@@ -875,7 +874,7 @@
               <a:graphicData uri="http://schemas.openxmlformats.org/drawingml/2006/picture">
                 <pic:pic xmlns:pic="http://schemas.openxmlformats.org/drawingml/2006/picture">
                   <pic:nvPicPr>
-                    <pic:cNvPr id="703939269" name=""/>
+                    <pic:cNvPr id="1000854615" name=""/>
                     <pic:cNvPicPr/>
                   </pic:nvPicPr>
                   <pic:blipFill>
@@ -887,7 +886,7 @@
                   <pic:spPr>
                     <a:xfrm>
                       <a:off x="0" y="0"/>
-                      <a:ext cx="1629002" cy="1286054"/>
+                      <a:ext cx="5940425" cy="3341370"/>
                     </a:xfrm>
                     <a:prstGeom prst="rect">
                       <a:avLst/>
@@ -921,6 +920,7 @@
         <w:rPr>
           <w:szCs w:val="28"/>
         </w:rPr>
+        <w:lastRenderedPageBreak/>
         <w:t>1. Чем цикл do-while отличается от цикла while?</w:t>
       </w:r>
       <w:r>
@@ -961,12 +961,6 @@
           <w:szCs w:val="28"/>
         </w:rPr>
         <w:br/>
-      </w:r>
-      <w:r>
-        <w:rPr>
-          <w:szCs w:val="28"/>
-        </w:rPr>
-        <w:lastRenderedPageBreak/>
         <w:t>3. Что такое итерация цикла?</w:t>
       </w:r>
       <w:r>
@@ -3003,6 +2997,7 @@
   <w:style w:type="character" w:default="1" w:styleId="a0">
     <w:name w:val="Default Paragraph Font"/>
     <w:uiPriority w:val="1"/>
+    <w:semiHidden/>
     <w:unhideWhenUsed/>
   </w:style>
   <w:style w:type="table" w:default="1" w:styleId="a1">
